--- a/courts/fourth-circuit/north-carolina/state/superior-court/petition-for-writ/usage/OUTPUT-petition-for-writ.docx
+++ b/courts/fourth-circuit/north-carolina/state/superior-court/petition-for-writ/usage/OUTPUT-petition-for-writ.docx
@@ -1052,13 +1052,7 @@
         <w:t xml:space="preserve"> </w:t>
       </w:r>
       <w:r>
-        <w:t xml:space="preserve">N.C. Gen. Stat. § 163</w:t>
-      </w:r>
-      <w:r>
-        <w:noBreakHyphen/>
-      </w:r>
-      <w:r>
-        <w:t xml:space="preserve">182.14.</w:t>
+        <w:t xml:space="preserve">N.C. Gen. Stat. § 163-⁠182.14.</w:t>
       </w:r>
     </w:p>
     <w:p>
@@ -1128,19 +1122,7 @@
         <w:noBreakHyphen/>
       </w:r>
       <w:r>
-        <w:t xml:space="preserve">226, § 9 (amending N.C. Gen. Stat. § 163</w:t>
-      </w:r>
-      <w:r>
-        <w:noBreakHyphen/>
-      </w:r>
-      <w:r>
-        <w:t xml:space="preserve">82.4). However, until December 2023, the State Board of Elections failed to enforce this law. And even when the Board admitted its decades of lawlessness, it refused to cure the improper registrations, and only began requiring the information from new registrants. In the Supreme Court contest, over 60,000 people cast ballots who had never provided the statutorily required information to become lawful voter registrants. Under state law, unless someone is lawfully registered to vote, he cannot vote. N.C. Const. art. VI, § 3(1); N.C. Gen. Stat. § 163</w:t>
-      </w:r>
-      <w:r>
-        <w:noBreakHyphen/>
-      </w:r>
-      <w:r>
-        <w:t xml:space="preserve">82.1(a).</w:t>
+        <w:t xml:space="preserve">226, § 9 (amending N.C. Gen. Stat. § 163-⁠82.4). However, until December 2023, the State Board of Elections failed to enforce this law. And even when the Board admitted its decades of lawlessness, it refused to cure the improper registrations, and only began requiring the information from new registrants. In the Supreme Court contest, over 60,000 people cast ballots who had never provided the statutorily required information to become lawful voter registrants. Under state law, unless someone is lawfully registered to vote, he cannot vote. N.C. Const. art. VI, § 3(1); N.C. Gen. Stat. § 163-⁠82.1(a).</w:t>
       </w:r>
     </w:p>
     <w:p>
@@ -1237,13 +1219,7 @@
         <w:t xml:space="preserve"> </w:t>
       </w:r>
       <w:r>
-        <w:t xml:space="preserve">It’s well known that photo identification is required for all voters, both those voting absentee ballots and those voting in person. N.C. Gen. Stat. § 163</w:t>
-      </w:r>
-      <w:r>
-        <w:noBreakHyphen/>
-      </w:r>
-      <w:r>
-        <w:t xml:space="preserve">230.1(a)⁠(4), (b)⁠(4), (e)⁠(3), (f1) (absentee ballots);</w:t>
+        <w:t xml:space="preserve">It’s well known that photo identification is required for all voters, both those voting absentee ballots and those voting in person. N.C. Gen. Stat. § 163-⁠230.1(a)⁠(4), (b)⁠(4), (e)⁠(3), (f1) (absentee ballots);</w:t>
       </w:r>
       <w:r>
         <w:t xml:space="preserve"> </w:t>
@@ -1259,13 +1235,7 @@
         <w:t xml:space="preserve"> </w:t>
       </w:r>
       <w:r>
-        <w:t xml:space="preserve">§ 163</w:t>
-      </w:r>
-      <w:r>
-        <w:noBreakHyphen/>
-      </w:r>
-      <w:r>
-        <w:t xml:space="preserve">166.16(a) (in-person voting); N.C. Const. art. VI, §§ 2(4), 3(2) (same). Yet the State Board decided not to require photo identification for absentee ballots cast by voters who live overseas. State law, however, doesn’t exempt overseas voters from the photo-identification requirement. Thousands of such ballots were unlawfully cast in the election.</w:t>
+        <w:t xml:space="preserve">§ 163-⁠166.16(a) (in-person voting); N.C. Const. art. VI, §§ 2(4), 3(2) (same). Yet the State Board decided not to require photo identification for absentee ballots cast by voters who live overseas. State law, however, doesn’t exempt overseas voters from the photo-identification requirement. Thousands of such ballots were unlawfully cast in the election.</w:t>
       </w:r>
     </w:p>
     <w:p>
@@ -2760,6 +2730,7 @@
     <w:unhideWhenUsed/>
     <w:qFormat/>
     <w:pPr>
+      <w:keepLines/>
       <w:spacing w:before="0" w:after="140" w:line="276" w:lineRule="exact"/>
     </w:pPr>
     <w:rPr>
@@ -3010,6 +2981,33 @@
     <w:pPr>
       <w:spacing w:before="0" w:after="0" w:line="276" w:lineRule="exact"/>
       <w:ind w:left="2160" w:hanging="720"/>
+    </w:pPr>
+  </w:style>
+  <w:style w:type="paragraph" w:customStyle="1" w:styleId="XdQuoteList1">
+    <w:name w:val="Xd Quote List 1"/>
+    <w:basedOn w:val="Normal"/>
+    <w:qFormat/>
+    <w:pPr>
+      <w:spacing w:before="0" w:after="0" w:line="276" w:lineRule="exact"/>
+      <w:ind w:left="1440" w:right="720" w:hanging="720"/>
+    </w:pPr>
+  </w:style>
+  <w:style w:type="paragraph" w:customStyle="1" w:styleId="XdQuoteList2">
+    <w:name w:val="Xd Quote List 2"/>
+    <w:basedOn w:val="Normal"/>
+    <w:qFormat/>
+    <w:pPr>
+      <w:spacing w:before="0" w:after="0" w:line="276" w:lineRule="exact"/>
+      <w:ind w:left="2160" w:right="720" w:hanging="720"/>
+    </w:pPr>
+  </w:style>
+  <w:style w:type="paragraph" w:customStyle="1" w:styleId="XdQuoteList3">
+    <w:name w:val="Xd Quote List 3"/>
+    <w:basedOn w:val="Normal"/>
+    <w:qFormat/>
+    <w:pPr>
+      <w:spacing w:before="0" w:after="0" w:line="276" w:lineRule="exact"/>
+      <w:ind w:left="2880" w:right="720" w:hanging="720"/>
     </w:pPr>
   </w:style>
   <w:style w:type="paragraph" w:customStyle="1" w:styleId="SourceCode">

--- a/courts/fourth-circuit/north-carolina/state/superior-court/petition-for-writ/usage/OUTPUT-petition-for-writ.docx
+++ b/courts/fourth-circuit/north-carolina/state/superior-court/petition-for-writ/usage/OUTPUT-petition-for-writ.docx
@@ -203,9 +203,7 @@
         <w:t xml:space="preserve"> </w:t>
       </w:r>
       <w:r>
-        <w:t xml:space="preserve">24CV039050</w:t>
-        <w:noBreakHyphen/>
-        <w:t xml:space="preserve">910</w:t>
+        <w:t xml:space="preserve">24CV039050-⁠910</w:t>
       </w:r>
     </w:p>
     <w:p>
@@ -648,9 +646,7 @@
               <w:t xml:space="preserve"> </w:t>
             </w:r>
             <w:r>
-              <w:t xml:space="preserve">529</w:t>
-              <w:noBreakHyphen/>
-              <w:t xml:space="preserve">3351</w:t>
+              <w:t xml:space="preserve">529-⁠3351</w:t>
             </w:r>
           </w:p>
         </w:tc>
@@ -1116,13 +1112,7 @@
         <w:t xml:space="preserve"> </w:t>
       </w:r>
       <w:r>
-        <w:t xml:space="preserve">Since 2004, the General Assembly has required someone registering to vote to provide his drivers license or last four digits of his social security number on his voter registration application. N.C. Sess. Law 2003</w:t>
-      </w:r>
-      <w:r>
-        <w:noBreakHyphen/>
-      </w:r>
-      <w:r>
-        <w:t xml:space="preserve">226, § 9 (amending N.C. Gen. Stat. § 163-⁠82.4). However, until December 2023, the State Board of Elections failed to enforce this law. And even when the Board admitted its decades of lawlessness, it refused to cure the improper registrations, and only began requiring the information from new registrants. In the Supreme Court contest, over 60,000 people cast ballots who had never provided the statutorily required information to become lawful voter registrants. Under state law, unless someone is lawfully registered to vote, he cannot vote. N.C. Const. art. VI, § 3(1); N.C. Gen. Stat. § 163-⁠82.1(a).</w:t>
+        <w:t xml:space="preserve">Since 2004, the General Assembly has required someone registering to vote to provide his drivers license or last four digits of his social security number on his voter registration application. N.C. Sess. Law 2003-⁠226, § 9 (amending N.C. Gen. Stat. § 163-⁠82.4). However, until December 2023, the State Board of Elections failed to enforce this law. And even when the Board admitted its decades of lawlessness, it refused to cure the improper registrations, and only began requiring the information from new registrants. In the Supreme Court contest, over 60,000 people cast ballots who had never provided the statutorily required information to become lawful voter registrants. Under state law, unless someone is lawfully registered to vote, he cannot vote. N.C. Const. art. VI, § 3(1); N.C. Gen. Stat. § 163-⁠82.1(a).</w:t>
       </w:r>
     </w:p>
     <w:p>
@@ -1578,9 +1568,7 @@
               <w:t xml:space="preserve"> </w:t>
             </w:r>
             <w:r>
-              <w:t xml:space="preserve">529</w:t>
-              <w:noBreakHyphen/>
-              <w:t xml:space="preserve">3351</w:t>
+              <w:t xml:space="preserve">529-⁠3351</w:t>
             </w:r>
           </w:p>
         </w:tc>
@@ -1677,9 +1665,7 @@
         <w:t xml:space="preserve"> </w:t>
       </w:r>
       <w:r>
-        <w:t xml:space="preserve">7A</w:t>
-        <w:noBreakHyphen/>
-        <w:t xml:space="preserve">98,</w:t>
+        <w:t xml:space="preserve">7A-⁠98,</w:t>
       </w:r>
       <w:r>
         <w:t xml:space="preserve"> </w:t>
@@ -2731,7 +2717,7 @@
     <w:qFormat/>
     <w:pPr>
       <w:keepLines/>
-      <w:spacing w:before="0" w:after="140" w:line="276" w:lineRule="exact"/>
+      <w:spacing w:before="46" w:after="140" w:line="276" w:lineRule="exact"/>
     </w:pPr>
     <w:rPr>
       <w:sz w:val="24"/>
